--- a/Kale_Schulte_Resume.docx
+++ b/Kale_Schulte_Resume.docx
@@ -15,7 +15,7 @@
         <w:spacing w:after="40" w:line="240" w:lineRule="auto"/>
       </w:pPr>
       <w:r>
-        <w:t>Austin, TX | 617-699-0158 | kale.schulte@gmail.com</w:t>
+        <w:t>Austin, TX | kale.schulte@gmail.com</w:t>
       </w:r>
     </w:p>
     <w:p>
